--- a/KP/ПЗ Экспого.docx
+++ b/KP/ПЗ Экспого.docx
@@ -12885,7 +12885,7 @@
                 <w:sz w:val="28"/>
                 <w:szCs w:val="28"/>
               </w:rPr>
-              <w:t>Проверка входа с корректными учётными данными</w:t>
+              <w:t>Проверка входа с корректными учётными данными (admin / 123456)</w:t>
             </w:r>
           </w:p>
         </w:tc>
@@ -12945,6 +12945,9 @@
                 <w:szCs w:val="28"/>
               </w:rPr>
             </w:pPr>
+            <w:r>
+              <w:t>Аутентификация</w:t>
+            </w:r>
           </w:p>
         </w:tc>
         <w:tc>
@@ -13003,7 +13006,7 @@
                 <w:sz w:val="28"/>
                 <w:szCs w:val="28"/>
               </w:rPr>
-              <w:t>Проверка отклонения неверного пароля</w:t>
+              <w:t>Проверка отклонения неверного пароля и вывода ошибки</w:t>
             </w:r>
           </w:p>
         </w:tc>
@@ -13063,6 +13066,9 @@
                 <w:szCs w:val="28"/>
               </w:rPr>
             </w:pPr>
+            <w:r>
+              <w:t>Аутентификация</w:t>
+            </w:r>
           </w:p>
         </w:tc>
         <w:tc>
@@ -13121,7 +13127,7 @@
                 <w:sz w:val="28"/>
                 <w:szCs w:val="28"/>
               </w:rPr>
-              <w:t>Проверка регистрации нового пользователя</w:t>
+              <w:t>Проверка регистрации нового пользователя с ролью Member</w:t>
             </w:r>
           </w:p>
         </w:tc>
@@ -13186,7 +13192,7 @@
                 <w:sz w:val="28"/>
                 <w:szCs w:val="28"/>
               </w:rPr>
-              <w:t>Поиск и мобильность</w:t>
+              <w:t>Клиенты и сделки</w:t>
             </w:r>
           </w:p>
         </w:tc>
@@ -13246,7 +13252,7 @@
                 <w:sz w:val="28"/>
                 <w:szCs w:val="28"/>
               </w:rPr>
-              <w:t>Проверка создания клиента</w:t>
+              <w:t>Проверка создания клиента через вкладку «Клиенты»</w:t>
             </w:r>
           </w:p>
         </w:tc>
@@ -13305,6 +13311,9 @@
                 <w:szCs w:val="28"/>
               </w:rPr>
             </w:pPr>
+            <w:r>
+              <w:t>Клиенты и сделки</w:t>
+            </w:r>
           </w:p>
         </w:tc>
         <w:tc>
@@ -13363,7 +13372,7 @@
                 <w:sz w:val="28"/>
                 <w:szCs w:val="28"/>
               </w:rPr>
-              <w:t>Проверка смены этапа сделки в воронке</w:t>
+              <w:t>Проверка смены этапа сделки в воронке (Лид → Переговоры)</w:t>
             </w:r>
             <w:r>
               <w:rPr>
@@ -13429,6 +13438,9 @@
                 <w:szCs w:val="28"/>
               </w:rPr>
             </w:pPr>
+            <w:r>
+              <w:t>Задачи</w:t>
+            </w:r>
           </w:p>
         </w:tc>
         <w:tc>
@@ -13457,7 +13469,7 @@
                 <w:sz w:val="28"/>
                 <w:szCs w:val="28"/>
               </w:rPr>
-              <w:t>Mob01</w:t>
+              <w:t>Task01</w:t>
             </w:r>
           </w:p>
         </w:tc>
@@ -13487,7 +13499,7 @@
                 <w:sz w:val="28"/>
                 <w:szCs w:val="28"/>
               </w:rPr>
-              <w:t>Проверка поиска клиентов по имени</w:t>
+              <w:t>Проверка создания задачи и отметки выполнения</w:t>
             </w:r>
           </w:p>
         </w:tc>
@@ -13546,6 +13558,9 @@
                 <w:szCs w:val="28"/>
               </w:rPr>
             </w:pPr>
+            <w:r>
+              <w:t>Поиск и мобильность</w:t>
+            </w:r>
           </w:p>
         </w:tc>
         <w:tc>
@@ -13574,7 +13589,7 @@
                 <w:sz w:val="28"/>
                 <w:szCs w:val="28"/>
               </w:rPr>
-              <w:t>Mob02</w:t>
+              <w:t>Mob01</w:t>
             </w:r>
           </w:p>
         </w:tc>
@@ -13604,7 +13619,7 @@
                 <w:sz w:val="28"/>
                 <w:szCs w:val="28"/>
               </w:rPr>
-              <w:t>Проверка поиска при ошибочном вводе</w:t>
+              <w:t>Проверка поиска клиентов по ФИО и компании</w:t>
             </w:r>
             <w:r>
               <w:rPr>
@@ -13670,6 +13685,9 @@
                 <w:szCs w:val="28"/>
               </w:rPr>
             </w:pPr>
+            <w:r>
+              <w:t>Поиск и мобильность</w:t>
+            </w:r>
           </w:p>
         </w:tc>
         <w:tc>
@@ -13697,7 +13715,7 @@
                 <w:sz w:val="28"/>
                 <w:szCs w:val="28"/>
               </w:rPr>
-              <w:t>Mob03</w:t>
+              <w:t>Mob02</w:t>
             </w:r>
           </w:p>
         </w:tc>
@@ -13726,7 +13744,7 @@
                 <w:sz w:val="28"/>
                 <w:szCs w:val="28"/>
               </w:rPr>
-              <w:t>Проверка удобства ввода в поля</w:t>
+              <w:t>Проверка поиска клиентов при ошибочном вводе</w:t>
             </w:r>
             <w:r>
               <w:rPr>
@@ -14006,7 +14024,7 @@
                 <w:sz w:val="28"/>
                 <w:szCs w:val="28"/>
               </w:rPr>
-              <w:t>Проверка светлой и тёмной темы</w:t>
+              <w:t>Проверка переключения светлой и тёмной темы в настройках</w:t>
             </w:r>
           </w:p>
         </w:tc>
@@ -14066,6 +14084,9 @@
                 <w:szCs w:val="28"/>
               </w:rPr>
             </w:pPr>
+            <w:r>
+              <w:t>Стили и вид</w:t>
+            </w:r>
           </w:p>
         </w:tc>
         <w:tc>
@@ -14124,7 +14145,7 @@
                 <w:sz w:val="28"/>
                 <w:szCs w:val="28"/>
               </w:rPr>
-              <w:t>Проверка видимости текста в приложении</w:t>
+              <w:t>Проверка видимости текста на всех вкладках приложения</w:t>
             </w:r>
           </w:p>
         </w:tc>
@@ -14250,7 +14271,7 @@
                 <w:sz w:val="28"/>
                 <w:szCs w:val="28"/>
               </w:rPr>
-              <w:t>Проверка работы API под нагрузкой списков</w:t>
+              <w:t>Проверка загрузки списка клиентов через REST API</w:t>
             </w:r>
           </w:p>
         </w:tc>
@@ -14310,6 +14331,9 @@
                 <w:szCs w:val="28"/>
               </w:rPr>
             </w:pPr>
+            <w:r>
+              <w:t>Производительность системы</w:t>
+            </w:r>
           </w:p>
         </w:tc>
         <w:tc>
@@ -14368,7 +14392,7 @@
                 <w:sz w:val="28"/>
                 <w:szCs w:val="28"/>
               </w:rPr>
-              <w:t>Проверка работы при массовом обновлении сделок</w:t>
+              <w:t>Проверка массового обновления этапов сделок</w:t>
             </w:r>
           </w:p>
         </w:tc>
@@ -14428,6 +14452,9 @@
                 <w:szCs w:val="28"/>
               </w:rPr>
             </w:pPr>
+            <w:r>
+              <w:t>Производительность системы</w:t>
+            </w:r>
           </w:p>
         </w:tc>
         <w:tc>
@@ -14486,7 +14513,7 @@
                 <w:sz w:val="28"/>
                 <w:szCs w:val="28"/>
               </w:rPr>
-              <w:t>Проверка работы при отсутствии интернета</w:t>
+              <w:t>Проверка работы приложения при отсутствии сети</w:t>
             </w:r>
           </w:p>
         </w:tc>
@@ -14612,7 +14639,7 @@
                 <w:sz w:val="28"/>
                 <w:szCs w:val="28"/>
               </w:rPr>
-              <w:t>Проверка хранения пароля в виде хеша</w:t>
+              <w:t>Проверка хранения пароля в виде PBKDF2-хеша в PostgreSQL</w:t>
             </w:r>
           </w:p>
         </w:tc>
@@ -14672,6 +14699,9 @@
                 <w:szCs w:val="28"/>
               </w:rPr>
             </w:pPr>
+            <w:r>
+              <w:t>Проверка хеширования</w:t>
+            </w:r>
           </w:p>
         </w:tc>
         <w:tc>
@@ -14730,7 +14760,7 @@
                 <w:sz w:val="28"/>
                 <w:szCs w:val="28"/>
               </w:rPr>
-              <w:t>Проверка отсутствия пароля в ответах API</w:t>
+              <w:t>Проверка отсутствия пароля в ответах API /auth/me</w:t>
             </w:r>
           </w:p>
         </w:tc>
@@ -14796,7 +14826,7 @@
           <w:szCs w:val="28"/>
           <w:shd w:val="clear" w:color="auto" w:fill="FFFFFF"/>
         </w:rPr>
-        <w:t>На основе разработанного чек-листа были сформированы подробные тестовые сценарии, охватывающие ключевые функциональные модули приложения: аутентификацию, клиентов и сделки, задачи и поиск, стили и вид, производительность API, проверку хеширования паролей.</w:t>
+        <w:t>На основе разработанного чек-листа были сформированы подробные тестовые сценарии, охватывающие ключевые функциональные модули приложения «Экспого»: аутентификацию (вход, регистрация, JWT), работу с клиентами и воронкой сделок, задачи менеджеров, поиск и удобство мобильного ввода, переключение темы оформления, производительность REST API и безопасность хранения паролей (PBKDF2).</w:t>
       </w:r>
     </w:p>
     <w:p>
@@ -18249,7 +18279,7 @@
                 <w:color w:val="000000"/>
                 <w:szCs w:val="28"/>
               </w:rPr>
-              <w:t>Auth03</w:t>
+              <w:t>Auth01</w:t>
             </w:r>
           </w:p>
         </w:tc>
@@ -18275,7 +18305,7 @@
                 <w:szCs w:val="28"/>
                 <w:highlight w:val="yellow"/>
               </w:rPr>
-              <w:t>Проверка регистрации</w:t>
+              <w:t>Проверка входа с корректными учётными данными</w:t>
             </w:r>
           </w:p>
         </w:tc>
@@ -18299,7 +18329,7 @@
                 <w:color w:val="000000"/>
                 <w:szCs w:val="28"/>
               </w:rPr>
-              <w:t>1) Ввести логин в поле «Логин»</w:t>
+              <w:t>1) На форме входа ввести логин в поле «Логин»</w:t>
             </w:r>
             <w:r>
               <w:rPr>
@@ -18355,7 +18385,7 @@
                 <w:szCs w:val="28"/>
                 <w:highlight w:val="yellow"/>
               </w:rPr>
-              <w:t>Создан пользователь Member</w:t>
+              <w:t>Значение принято, доступна кнопка «Войти»</w:t>
             </w:r>
           </w:p>
         </w:tc>
@@ -18381,7 +18411,7 @@
                 <w:szCs w:val="28"/>
                 <w:highlight w:val="yellow"/>
               </w:rPr>
-              <w:t>Регистрация успешна</w:t>
+              <w:t>Логин введён без ошибок</w:t>
             </w:r>
           </w:p>
         </w:tc>
@@ -18403,6 +18433,9 @@
                 <w:szCs w:val="28"/>
               </w:rPr>
             </w:pPr>
+            <w:r>
+              <w:t>Auth01</w:t>
+            </w:r>
           </w:p>
         </w:tc>
         <w:tc>
@@ -18421,6 +18454,9 @@
                 <w:szCs w:val="28"/>
               </w:rPr>
             </w:pPr>
+            <w:r>
+              <w:t>Проверка входа с корректными учётными данными</w:t>
+            </w:r>
           </w:p>
         </w:tc>
         <w:tc>
@@ -18444,7 +18480,7 @@
                 <w:szCs w:val="28"/>
                 <w:highlight w:val="yellow"/>
               </w:rPr>
-              <w:t>2) Ввести пароль</w:t>
+              <w:t>2) Ввести пароль и нажать «Войти»</w:t>
             </w:r>
           </w:p>
         </w:tc>
@@ -18487,6 +18523,9 @@
                 <w:szCs w:val="28"/>
               </w:rPr>
             </w:pPr>
+            <w:r>
+              <w:t>Успешный вход, переход к дашборду</w:t>
+            </w:r>
           </w:p>
         </w:tc>
         <w:tc>
@@ -18505,6 +18544,9 @@
                 <w:szCs w:val="28"/>
               </w:rPr>
             </w:pPr>
+            <w:r>
+              <w:t>Получены JWT-токены, открыт TabBar с вкладками</w:t>
+            </w:r>
           </w:p>
         </w:tc>
       </w:tr>
@@ -18525,6 +18567,9 @@
                 <w:szCs w:val="28"/>
               </w:rPr>
             </w:pPr>
+            <w:r>
+              <w:t>Auth02</w:t>
+            </w:r>
           </w:p>
         </w:tc>
         <w:tc>
@@ -18543,6 +18588,9 @@
                 <w:szCs w:val="28"/>
               </w:rPr>
             </w:pPr>
+            <w:r>
+              <w:t>Проверка отклонения неверного пароля</w:t>
+            </w:r>
           </w:p>
         </w:tc>
         <w:tc>
@@ -18567,7 +18615,7 @@
                 <w:szCs w:val="28"/>
                 <w:highlight w:val="yellow"/>
               </w:rPr>
-              <w:t>1) Ввести логин admin и неверный пароль</w:t>
+              <w:t>1) Ввести admin и неверный пароль, нажать «Войти»</w:t>
             </w:r>
           </w:p>
         </w:tc>
@@ -18590,7 +18638,7 @@
                 <w:color w:val="000000"/>
                 <w:szCs w:val="28"/>
               </w:rPr>
-              <w:t>wrong</w:t>
+              <w:t>wrongpass</w:t>
             </w:r>
           </w:p>
         </w:tc>
@@ -18610,6 +18658,9 @@
                 <w:szCs w:val="28"/>
               </w:rPr>
             </w:pPr>
+            <w:r>
+              <w:t>Сообщение «Неверный логин или пароль»</w:t>
+            </w:r>
           </w:p>
         </w:tc>
         <w:tc>
@@ -18628,6 +18679,9 @@
                 <w:szCs w:val="28"/>
               </w:rPr>
             </w:pPr>
+            <w:r>
+              <w:t>Отображена ошибка входа, доступ не выдан</w:t>
+            </w:r>
           </w:p>
         </w:tc>
       </w:tr>
@@ -18648,6 +18702,9 @@
                 <w:szCs w:val="28"/>
               </w:rPr>
             </w:pPr>
+            <w:r>
+              <w:t>Auth03</w:t>
+            </w:r>
           </w:p>
         </w:tc>
         <w:tc>
@@ -18666,6 +18723,9 @@
                 <w:szCs w:val="28"/>
               </w:rPr>
             </w:pPr>
+            <w:r>
+              <w:t>Проверка регистрации нового пользователя</w:t>
+            </w:r>
           </w:p>
         </w:tc>
         <w:tc>
@@ -18689,7 +18749,7 @@
                 <w:szCs w:val="28"/>
                 <w:highlight w:val="yellow"/>
               </w:rPr>
-              <w:t>1) Заполнить форму регистрации</w:t>
+              <w:t>1) Перейти «Регистрация», заполнить логин, пароль и подтверждение</w:t>
             </w:r>
           </w:p>
         </w:tc>
@@ -18712,7 +18772,7 @@
                 <w:color w:val="000000"/>
                 <w:szCs w:val="28"/>
               </w:rPr>
-              <w:t>newuser / пароль</w:t>
+              <w:t>crmtest / Qwerty1 / Qwerty1</w:t>
             </w:r>
           </w:p>
         </w:tc>
@@ -18732,6 +18792,9 @@
                 <w:szCs w:val="28"/>
               </w:rPr>
             </w:pPr>
+            <w:r>
+              <w:t>Создан пользователь с ролью Member</w:t>
+            </w:r>
           </w:p>
         </w:tc>
         <w:tc>
@@ -18750,6 +18813,9 @@
                 <w:szCs w:val="28"/>
               </w:rPr>
             </w:pPr>
+            <w:r>
+              <w:t>Регистрация успешна, выполнен автоматический вход</w:t>
+            </w:r>
           </w:p>
         </w:tc>
       </w:tr>
@@ -18820,7 +18886,7 @@
                 <w:szCs w:val="28"/>
                 <w:highlight w:val="yellow"/>
               </w:rPr>
-              <w:t>1) Открыть «Клиенты» → добавить</w:t>
+              <w:t>1) Открыть вкладку «Клиенты» → «+», заполнить ФИО, компанию, телефон, email, сохранить</w:t>
             </w:r>
             <w:r>
               <w:rPr>
@@ -18849,7 +18915,7 @@
                 <w:color w:val="000000"/>
                 <w:szCs w:val="28"/>
               </w:rPr>
-              <w:t>Иванов И.И., ООО Ромашка</w:t>
+              <w:t>Иванов И.И., ООО Ромашка, +375291234567, ivan@example.com</w:t>
             </w:r>
           </w:p>
         </w:tc>
@@ -18872,7 +18938,7 @@
                 <w:color w:val="000000"/>
                 <w:szCs w:val="28"/>
               </w:rPr>
-              <w:t>Клиент в списке</w:t>
+              <w:t>Клиент сохранён в PostgreSQL и отображается в списке</w:t>
             </w:r>
           </w:p>
         </w:tc>
@@ -18895,7 +18961,7 @@
                 <w:color w:val="000000"/>
                 <w:szCs w:val="28"/>
               </w:rPr>
-              <w:t>Клиент отображается в списке</w:t>
+              <w:t>Клиент появился в списке после POST /clients</w:t>
             </w:r>
           </w:p>
         </w:tc>
@@ -18949,7 +19015,7 @@
                 <w:color w:val="000000"/>
                 <w:szCs w:val="28"/>
               </w:rPr>
-              <w:t>Проверка смены этапа сделки</w:t>
+              <w:t>Проверка смены этапа сделки в воронке</w:t>
             </w:r>
           </w:p>
         </w:tc>
@@ -18972,7 +19038,7 @@
                 <w:color w:val="000000"/>
                 <w:szCs w:val="28"/>
               </w:rPr>
-              <w:t>1) Переместить сделку в колонку «Переговоры»</w:t>
+              <w:t>1) Открыть «Сделки», перенести сделку из колонки «Лид» в «Переговоры»</w:t>
             </w:r>
           </w:p>
         </w:tc>
@@ -18995,7 +19061,7 @@
                 <w:color w:val="000000"/>
                 <w:szCs w:val="28"/>
               </w:rPr>
-              <w:t>Сделка №1</w:t>
+              <w:t>Сделка из демо-данных</w:t>
             </w:r>
           </w:p>
         </w:tc>
@@ -19021,7 +19087,7 @@
                 <w:color w:val="000000"/>
                 <w:szCs w:val="28"/>
               </w:rPr>
-              <w:t>Этап обновлён на сервере</w:t>
+              <w:t>Этап обновлён через PATCH /deals/{id}/stage</w:t>
             </w:r>
           </w:p>
         </w:tc>
@@ -19047,7 +19113,7 @@
                 <w:color w:val="000000"/>
                 <w:szCs w:val="28"/>
               </w:rPr>
-              <w:t>Этап изменён, сумма отображается</w:t>
+              <w:t>Этап изменён, сумма отображается в валюте профиля</w:t>
             </w:r>
           </w:p>
         </w:tc>
@@ -19076,7 +19142,7 @@
                 <w:color w:val="000000"/>
                 <w:szCs w:val="28"/>
               </w:rPr>
-              <w:t>Mob01</w:t>
+              <w:t>Task01</w:t>
             </w:r>
           </w:p>
         </w:tc>
@@ -19103,7 +19169,7 @@
                 <w:color w:val="000000"/>
                 <w:szCs w:val="28"/>
               </w:rPr>
-              <w:t>Проверка поиска клиентов</w:t>
+              <w:t>Проверка создания и выполнения задачи</w:t>
             </w:r>
           </w:p>
         </w:tc>
@@ -19129,7 +19195,7 @@
                 <w:color w:val="000000"/>
                 <w:szCs w:val="28"/>
               </w:rPr>
-              <w:t>1) Открыть список клиентов</w:t>
+              <w:t>1) Открыть вкладку «Задачи», нажать «+», ввести заголовок и сохранить</w:t>
             </w:r>
           </w:p>
         </w:tc>
@@ -19155,6 +19221,7 @@
                 <w:color w:val="000000"/>
                 <w:szCs w:val="28"/>
               </w:rPr>
+              <w:t>Позвонить клиенту</w:t>
             </w:r>
           </w:p>
         </w:tc>
@@ -19181,7 +19248,7 @@
                 <w:color w:val="000000"/>
                 <w:szCs w:val="28"/>
               </w:rPr>
-              <w:t>Найдены совпадения</w:t>
+              <w:t>Задача создана на выбранную дату</w:t>
             </w:r>
           </w:p>
         </w:tc>
@@ -19208,7 +19275,7 @@
                 <w:color w:val="000000"/>
                 <w:szCs w:val="28"/>
               </w:rPr>
-              <w:t>Отфильтрованы нужные клиенты</w:t>
+              <w:t>Задача отображается в списке на дашборде задач</w:t>
             </w:r>
             <w:r>
               <w:rPr>
@@ -19236,6 +19303,9 @@
                 <w:szCs w:val="28"/>
               </w:rPr>
             </w:pPr>
+            <w:r>
+              <w:t>Task01</w:t>
+            </w:r>
           </w:p>
         </w:tc>
         <w:tc>
@@ -19254,6 +19324,9 @@
                 <w:szCs w:val="28"/>
               </w:rPr>
             </w:pPr>
+            <w:r>
+              <w:t>Проверка создания и выполнения задачи</w:t>
+            </w:r>
           </w:p>
         </w:tc>
         <w:tc>
@@ -19275,7 +19348,7 @@
                 <w:color w:val="000000"/>
                 <w:szCs w:val="28"/>
               </w:rPr>
-              <w:t>2) Ввести в поиск фамилию</w:t>
+              <w:t>2) Отметить задачу выполненной</w:t>
             </w:r>
           </w:p>
         </w:tc>
@@ -19298,7 +19371,7 @@
                 <w:color w:val="000000"/>
                 <w:szCs w:val="28"/>
               </w:rPr>
-              <w:t>Иванов</w:t>
+              <w:t>—</w:t>
             </w:r>
           </w:p>
         </w:tc>
@@ -19318,6 +19391,9 @@
                 <w:szCs w:val="28"/>
               </w:rPr>
             </w:pPr>
+            <w:r>
+              <w:t>Статус задачи изменён на выполненную</w:t>
+            </w:r>
           </w:p>
         </w:tc>
         <w:tc>
@@ -19336,6 +19412,9 @@
                 <w:szCs w:val="28"/>
               </w:rPr>
             </w:pPr>
+            <w:r>
+              <w:t>Статус обновлён через API без перезагрузки приложения</w:t>
+            </w:r>
           </w:p>
         </w:tc>
       </w:tr>
@@ -19356,7 +19435,9 @@
                 <w:lang w:val="ru-RU"/>
               </w:rPr>
             </w:pPr>
-            <w:r/>
+            <w:r>
+              <w:t>Mob01</w:t>
+            </w:r>
           </w:p>
         </w:tc>
         <w:tc>
@@ -19374,7 +19455,9 @@
                 <w:szCs w:val="28"/>
               </w:rPr>
             </w:pPr>
-            <w:r/>
+            <w:r>
+              <w:t>Проверка поиска клиентов</w:t>
+            </w:r>
           </w:p>
         </w:tc>
         <w:tc>
@@ -19391,7 +19474,9 @@
                 <w:szCs w:val="28"/>
               </w:rPr>
             </w:pPr>
-            <w:r/>
+            <w:r>
+              <w:t>1) Открыть вкладку «Клиенты»</w:t>
+            </w:r>
           </w:p>
         </w:tc>
         <w:tc>
@@ -19408,7 +19493,9 @@
                 <w:szCs w:val="28"/>
               </w:rPr>
             </w:pPr>
-            <w:r/>
+            <w:r>
+              <w:t>—</w:t>
+            </w:r>
           </w:p>
         </w:tc>
         <w:tc>
@@ -19426,7 +19513,9 @@
                 <w:szCs w:val="28"/>
               </w:rPr>
             </w:pPr>
-            <w:r/>
+            <w:r>
+              <w:t>Список клиентов загружен с сервера</w:t>
+            </w:r>
           </w:p>
         </w:tc>
         <w:tc>
@@ -19444,7 +19533,9 @@
                 <w:szCs w:val="28"/>
               </w:rPr>
             </w:pPr>
-            <w:r/>
+            <w:r>
+              <w:t>Отображён список демо-клиентов организации</w:t>
+            </w:r>
           </w:p>
         </w:tc>
       </w:tr>
@@ -19465,7 +19556,9 @@
                 <w:lang w:val="ru-RU"/>
               </w:rPr>
             </w:pPr>
-            <w:r/>
+            <w:r>
+              <w:t>Mob01</w:t>
+            </w:r>
           </w:p>
         </w:tc>
         <w:tc>
@@ -19483,7 +19576,9 @@
                 <w:szCs w:val="28"/>
               </w:rPr>
             </w:pPr>
-            <w:r/>
+            <w:r>
+              <w:t>Проверка поиска клиентов</w:t>
+            </w:r>
           </w:p>
         </w:tc>
         <w:tc>
@@ -19500,7 +19595,9 @@
                 <w:szCs w:val="28"/>
               </w:rPr>
             </w:pPr>
-            <w:r/>
+            <w:r>
+              <w:t>2) Ввести в поле поиска фамилию клиента</w:t>
+            </w:r>
           </w:p>
         </w:tc>
         <w:tc>
@@ -19517,7 +19614,9 @@
                 <w:szCs w:val="28"/>
               </w:rPr>
             </w:pPr>
-            <w:r/>
+            <w:r>
+              <w:t>Орлов</w:t>
+            </w:r>
           </w:p>
         </w:tc>
         <w:tc>
@@ -19535,7 +19634,9 @@
                 <w:szCs w:val="28"/>
               </w:rPr>
             </w:pPr>
-            <w:r/>
+            <w:r>
+              <w:t>Отфильтрованы совпадающие записи</w:t>
+            </w:r>
           </w:p>
         </w:tc>
         <w:tc>
@@ -19553,7 +19654,9 @@
                 <w:szCs w:val="28"/>
               </w:rPr>
             </w:pPr>
-            <w:r/>
+            <w:r>
+              <w:t>Показан клиент «Михаил Орлов»</w:t>
+            </w:r>
           </w:p>
         </w:tc>
       </w:tr>
@@ -19892,7 +19995,7 @@
                 <w:color w:val="000000"/>
                 <w:szCs w:val="28"/>
               </w:rPr>
-              <w:t>1) Открыть список клиентов</w:t>
+              <w:t>1) Открыть вкладку «Клиенты»</w:t>
             </w:r>
           </w:p>
         </w:tc>
@@ -19916,6 +20019,7 @@
                 <w:color w:val="000000"/>
                 <w:szCs w:val="28"/>
               </w:rPr>
+              <w:t>—</w:t>
             </w:r>
           </w:p>
         </w:tc>
@@ -19940,7 +20044,7 @@
                 <w:color w:val="000000"/>
                 <w:szCs w:val="28"/>
               </w:rPr>
-              <w:t>Нет результатов</w:t>
+              <w:t>Список клиентов доступен для поиска</w:t>
             </w:r>
           </w:p>
         </w:tc>
@@ -19965,7 +20069,7 @@
                 <w:color w:val="000000"/>
                 <w:szCs w:val="28"/>
               </w:rPr>
-              <w:t>Отображён пустой список</w:t>
+              <w:t>Список загружен без ошибок</w:t>
             </w:r>
           </w:p>
         </w:tc>
@@ -19987,6 +20091,9 @@
                 <w:szCs w:val="28"/>
               </w:rPr>
             </w:pPr>
+            <w:r>
+              <w:t>Mob02</w:t>
+            </w:r>
           </w:p>
         </w:tc>
         <w:tc>
@@ -20029,7 +20136,7 @@
                 <w:color w:val="000000"/>
                 <w:szCs w:val="28"/>
               </w:rPr>
-              <w:t>2) Ввести несуществующую строку</w:t>
+              <w:t>2) Ввести несуществующую строку в поиск</w:t>
             </w:r>
           </w:p>
         </w:tc>
@@ -20053,7 +20160,7 @@
                 <w:color w:val="000000"/>
                 <w:szCs w:val="28"/>
               </w:rPr>
-              <w:t>Xyzzzz</w:t>
+              <w:t>Xyzzzz999</w:t>
             </w:r>
           </w:p>
         </w:tc>
@@ -20073,6 +20180,9 @@
                 <w:szCs w:val="28"/>
               </w:rPr>
             </w:pPr>
+            <w:r>
+              <w:t>Пустой результат без сбоя приложения</w:t>
+            </w:r>
           </w:p>
         </w:tc>
         <w:tc>
@@ -20091,6 +20201,9 @@
                 <w:szCs w:val="28"/>
               </w:rPr>
             </w:pPr>
+            <w:r>
+              <w:t>Отображён пустой список, сообщений об ошибке нет</w:t>
+            </w:r>
           </w:p>
         </w:tc>
       </w:tr>
@@ -20164,7 +20277,7 @@
                 <w:color w:val="000000"/>
                 <w:szCs w:val="28"/>
               </w:rPr>
-              <w:t>1) Открыть форму клиента</w:t>
+              <w:t>1) Открыть форму добавления клиента</w:t>
             </w:r>
           </w:p>
         </w:tc>
@@ -20188,6 +20301,7 @@
                 <w:color w:val="000000"/>
                 <w:szCs w:val="28"/>
               </w:rPr>
+              <w:t>—</w:t>
             </w:r>
           </w:p>
         </w:tc>
@@ -20212,7 +20326,7 @@
                 <w:color w:val="000000"/>
                 <w:szCs w:val="28"/>
               </w:rPr>
-              <w:t>Корректное отображение</w:t>
+              <w:t>Поля ФИО, компании, телефона и email читаемы</w:t>
             </w:r>
           </w:p>
         </w:tc>
@@ -20237,7 +20351,7 @@
                 <w:color w:val="000000"/>
                 <w:szCs w:val="28"/>
               </w:rPr>
-              <w:t>Текст помещается в поле</w:t>
+              <w:t>Форма открыта, подписи полей видны</w:t>
             </w:r>
             <w:r>
               <w:rPr>
@@ -20274,6 +20388,9 @@
                 <w:szCs w:val="28"/>
               </w:rPr>
             </w:pPr>
+            <w:r>
+              <w:t>Mob03</w:t>
+            </w:r>
           </w:p>
         </w:tc>
         <w:tc>
@@ -20340,7 +20457,7 @@
                 <w:color w:val="000000"/>
                 <w:szCs w:val="28"/>
               </w:rPr>
-              <w:t>Данные</w:t>
+              <w:t>ООО «Международная торговая компания Беларусь»</w:t>
             </w:r>
           </w:p>
         </w:tc>
@@ -20360,6 +20477,9 @@
                 <w:szCs w:val="28"/>
               </w:rPr>
             </w:pPr>
+            <w:r>
+              <w:t>Текст не обрезается и помещается в поле</w:t>
+            </w:r>
           </w:p>
         </w:tc>
         <w:tc>
@@ -20378,6 +20498,9 @@
                 <w:szCs w:val="28"/>
               </w:rPr>
             </w:pPr>
+            <w:r>
+              <w:t>Длинное значение отображается корректно</w:t>
+            </w:r>
           </w:p>
         </w:tc>
       </w:tr>
@@ -20451,7 +20574,7 @@
                 <w:color w:val="000000"/>
                 <w:szCs w:val="28"/>
               </w:rPr>
-              <w:t>1) Выбрать поле телефона</w:t>
+              <w:t>1) Выбрать поле «Телефон» в форме клиента</w:t>
             </w:r>
           </w:p>
         </w:tc>
@@ -20475,6 +20598,7 @@
                 <w:color w:val="000000"/>
                 <w:szCs w:val="28"/>
               </w:rPr>
+              <w:t>—</w:t>
             </w:r>
           </w:p>
         </w:tc>
@@ -20499,7 +20623,7 @@
                 <w:color w:val="000000"/>
                 <w:szCs w:val="28"/>
               </w:rPr>
-              <w:t>Номер принят</w:t>
+              <w:t>Открыта клавиатура, удобная для ввода номера</w:t>
             </w:r>
           </w:p>
         </w:tc>
@@ -20524,7 +20648,7 @@
                 <w:color w:val="000000"/>
                 <w:szCs w:val="28"/>
               </w:rPr>
-              <w:t>Ввод без ошибок</w:t>
+              <w:t>Клавиатура отображается, ввод доступен</w:t>
             </w:r>
             <w:r>
               <w:rPr>
@@ -20556,6 +20680,9 @@
                 <w:szCs w:val="28"/>
               </w:rPr>
             </w:pPr>
+            <w:r>
+              <w:t>Mob04</w:t>
+            </w:r>
           </w:p>
         </w:tc>
         <w:tc>
@@ -20598,7 +20725,7 @@
                 <w:color w:val="000000"/>
                 <w:szCs w:val="28"/>
               </w:rPr>
-              <w:t>2) Ввести номер</w:t>
+              <w:t>2) Ввести номер телефона</w:t>
             </w:r>
           </w:p>
         </w:tc>
@@ -20645,6 +20772,9 @@
                 <w:szCs w:val="28"/>
               </w:rPr>
             </w:pPr>
+            <w:r>
+              <w:t>Номер принят и сохраняется в поле</w:t>
+            </w:r>
           </w:p>
         </w:tc>
         <w:tc>
@@ -20666,6 +20796,9 @@
                 <w:szCs w:val="28"/>
               </w:rPr>
             </w:pPr>
+            <w:r>
+              <w:t>Ввод выполнен без ошибок валидации</w:t>
+            </w:r>
           </w:p>
         </w:tc>
       </w:tr>
@@ -20748,7 +20881,7 @@
                 <w:color w:val="000000"/>
                 <w:szCs w:val="28"/>
               </w:rPr>
-              <w:t>1) Активировать поле ввода</w:t>
+              <w:t>1) Активировать поле ввода на форме клиента</w:t>
             </w:r>
           </w:p>
         </w:tc>
@@ -20775,6 +20908,7 @@
                 <w:color w:val="000000"/>
                 <w:szCs w:val="28"/>
               </w:rPr>
+              <w:t>—</w:t>
             </w:r>
           </w:p>
         </w:tc>
@@ -20802,7 +20936,7 @@
                 <w:color w:val="000000"/>
                 <w:szCs w:val="28"/>
               </w:rPr>
-              <w:t>Клавиатура скрыта</w:t>
+              <w:t>Клавиатура открыта</w:t>
             </w:r>
           </w:p>
         </w:tc>
@@ -20830,7 +20964,7 @@
                 <w:color w:val="000000"/>
                 <w:szCs w:val="28"/>
               </w:rPr>
-              <w:t>Клавиатура скрылась</w:t>
+              <w:t>Клавиатура отображается поверх формы</w:t>
             </w:r>
           </w:p>
         </w:tc>
@@ -20855,6 +20989,9 @@
                 <w:szCs w:val="28"/>
               </w:rPr>
             </w:pPr>
+            <w:r>
+              <w:t>Mob05</w:t>
+            </w:r>
           </w:p>
         </w:tc>
         <w:tc>
@@ -20903,7 +21040,7 @@
                 <w:color w:val="000000"/>
                 <w:szCs w:val="28"/>
               </w:rPr>
-              <w:t>2) Нажать вне поля</w:t>
+              <w:t>2) Нажать вне поля ввода</w:t>
             </w:r>
           </w:p>
         </w:tc>
@@ -20953,6 +21090,9 @@
                 <w:szCs w:val="28"/>
               </w:rPr>
             </w:pPr>
+            <w:r>
+              <w:t>Клавиатура скрывается</w:t>
+            </w:r>
           </w:p>
         </w:tc>
         <w:tc>
@@ -20974,6 +21114,9 @@
                 <w:szCs w:val="28"/>
               </w:rPr>
             </w:pPr>
+            <w:r>
+              <w:t>Клавиатура скрылась, форма остаётся доступной</w:t>
+            </w:r>
           </w:p>
         </w:tc>
       </w:tr>
@@ -21069,7 +21212,7 @@
                 <w:color w:val="000000"/>
                 <w:szCs w:val="28"/>
               </w:rPr>
-              <w:t>3) Нажать вне зоны клавиатуры</w:t>
+              <w:t>3) Повторно нажать вне зоны клавиатуры</w:t>
             </w:r>
           </w:p>
         </w:tc>
@@ -21121,7 +21264,9 @@
                 <w:szCs w:val="28"/>
               </w:rPr>
             </w:pPr>
-            <w:r/>
+            <w:r>
+              <w:t>Интерфейс остаётся стабильным</w:t>
+            </w:r>
           </w:p>
         </w:tc>
         <w:tc>
@@ -21139,7 +21284,9 @@
                 <w:szCs w:val="28"/>
               </w:rPr>
             </w:pPr>
-            <w:r/>
+            <w:r>
+              <w:t>Поведение корректное, сбоев нет</w:t>
+            </w:r>
           </w:p>
         </w:tc>
       </w:tr>
@@ -21188,7 +21335,7 @@
                 <w:color w:val="000000"/>
                 <w:szCs w:val="28"/>
               </w:rPr>
-              <w:t>Проверка темы оформления</w:t>
+              <w:t>Проверка переключения темы оформления</w:t>
             </w:r>
           </w:p>
         </w:tc>
@@ -21212,7 +21359,7 @@
                 <w:color w:val="000000"/>
                 <w:szCs w:val="28"/>
               </w:rPr>
-              <w:t>1) Открыть «Настройки» → тёмная тема</w:t>
+              <w:t>1) Открыть «Ещё» → «Настройки», включить тёмную тему</w:t>
             </w:r>
           </w:p>
         </w:tc>
@@ -21236,6 +21383,7 @@
                 <w:color w:val="000000"/>
                 <w:szCs w:val="28"/>
               </w:rPr>
+              <w:t>—</w:t>
             </w:r>
           </w:p>
         </w:tc>
@@ -21259,7 +21407,7 @@
                 <w:color w:val="000000"/>
                 <w:szCs w:val="28"/>
               </w:rPr>
-              <w:t>Интерфейс в тёмных тонах</w:t>
+              <w:t>Интерфейс переключён в тёмные тона</w:t>
             </w:r>
           </w:p>
         </w:tc>
@@ -21283,7 +21431,7 @@
                 <w:color w:val="000000"/>
                 <w:szCs w:val="28"/>
               </w:rPr>
-              <w:t>Тема применена</w:t>
+              <w:t>Тема применена на всех вкладках без перезапуска</w:t>
             </w:r>
           </w:p>
         </w:tc>
@@ -21357,7 +21505,7 @@
                 <w:color w:val="000000"/>
                 <w:szCs w:val="28"/>
               </w:rPr>
-              <w:t>1) Открыть приложение</w:t>
+              <w:t>1) Просмотреть вкладки «Дашборд», «Клиенты», «Сделки», «Задачи»</w:t>
             </w:r>
           </w:p>
         </w:tc>
@@ -21381,6 +21529,7 @@
                 <w:color w:val="000000"/>
                 <w:szCs w:val="28"/>
               </w:rPr>
+              <w:t>—</w:t>
             </w:r>
           </w:p>
         </w:tc>
@@ -21404,7 +21553,7 @@
                 <w:color w:val="000000"/>
                 <w:szCs w:val="28"/>
               </w:rPr>
-              <w:t>Текст везде виден</w:t>
+              <w:t>Текст и подписи читаемы на всех экранах</w:t>
             </w:r>
           </w:p>
         </w:tc>
@@ -21428,7 +21577,7 @@
                 <w:color w:val="000000"/>
                 <w:szCs w:val="28"/>
               </w:rPr>
-              <w:t>Текст читается без проблем</w:t>
+              <w:t>Контраст достаточный, текст не сливается с фоном</w:t>
             </w:r>
           </w:p>
         </w:tc>
@@ -21478,7 +21627,7 @@
                 <w:color w:val="000000"/>
                 <w:szCs w:val="28"/>
               </w:rPr>
-              <w:t>Проверка работы под нагрузкой</w:t>
+              <w:t>Проверка загрузки списка клиентов</w:t>
             </w:r>
           </w:p>
         </w:tc>
@@ -21502,7 +21651,7 @@
                 <w:color w:val="000000"/>
                 <w:szCs w:val="28"/>
               </w:rPr>
-              <w:t>1) Обновить список из 100+ клиентов</w:t>
+              <w:t>1) Обновить список клиентов организации (демо-данные)</w:t>
             </w:r>
           </w:p>
         </w:tc>
@@ -21526,6 +21675,7 @@
                 <w:color w:val="000000"/>
                 <w:szCs w:val="28"/>
               </w:rPr>
+              <w:t>—</w:t>
             </w:r>
           </w:p>
         </w:tc>
@@ -21549,7 +21699,7 @@
                 <w:color w:val="000000"/>
                 <w:szCs w:val="28"/>
               </w:rPr>
-              <w:t>Ответ без сбоев</w:t>
+              <w:t>GET /clients отвечает без ошибок</w:t>
             </w:r>
           </w:p>
         </w:tc>
@@ -21573,7 +21723,7 @@
                 <w:color w:val="000000"/>
                 <w:szCs w:val="28"/>
               </w:rPr>
-              <w:t>Список загружен без зависаний</w:t>
+              <w:t>Список загружен без зависаний интерфейса</w:t>
             </w:r>
           </w:p>
         </w:tc>
@@ -21657,7 +21807,7 @@
                 <w:color w:val="000000"/>
                 <w:szCs w:val="28"/>
               </w:rPr>
-              <w:t>1) Массово сменить этап сделок</w:t>
+              <w:t>1) Массово сменить этап нескольких сделок в воронке</w:t>
             </w:r>
           </w:p>
         </w:tc>
@@ -21684,6 +21834,7 @@
                 <w:color w:val="000000"/>
                 <w:szCs w:val="28"/>
               </w:rPr>
+              <w:t>—</w:t>
             </w:r>
           </w:p>
         </w:tc>
@@ -21710,7 +21861,7 @@
                 <w:color w:val="000000"/>
                 <w:szCs w:val="28"/>
               </w:rPr>
-              <w:t>API отвечает корректно</w:t>
+              <w:t>POST /deals/bulk-stage выполняется корректно</w:t>
             </w:r>
           </w:p>
         </w:tc>
@@ -21737,7 +21888,7 @@
                 <w:color w:val="000000"/>
                 <w:szCs w:val="28"/>
               </w:rPr>
-              <w:t>Операция выполнена</w:t>
+              <w:t>Этапы обновлены, воронка перерисована</w:t>
             </w:r>
           </w:p>
         </w:tc>
@@ -21793,7 +21944,7 @@
                 <w:color w:val="000000"/>
                 <w:szCs w:val="28"/>
               </w:rPr>
-              <w:t>Проверка без интернета</w:t>
+              <w:t>Проверка работы без интернета</w:t>
             </w:r>
           </w:p>
         </w:tc>
@@ -21820,7 +21971,7 @@
                 <w:color w:val="000000"/>
                 <w:szCs w:val="28"/>
               </w:rPr>
-              <w:t>1) Отключить сеть и открыть приложение</w:t>
+              <w:t>1) Отключить сеть и открыть любую вкладку с данными API</w:t>
             </w:r>
           </w:p>
         </w:tc>
@@ -21847,6 +21998,7 @@
                 <w:color w:val="000000"/>
                 <w:szCs w:val="28"/>
               </w:rPr>
+              <w:t>—</w:t>
             </w:r>
           </w:p>
         </w:tc>
@@ -21873,7 +22025,7 @@
                 <w:color w:val="000000"/>
                 <w:szCs w:val="28"/>
               </w:rPr>
-              <w:t>Сообщение об ошибке сети</w:t>
+              <w:t>Показано сообщение об ошибке сети</w:t>
             </w:r>
           </w:p>
         </w:tc>
@@ -21900,7 +22052,7 @@
                 <w:color w:val="000000"/>
                 <w:szCs w:val="28"/>
               </w:rPr>
-              <w:t>Показана ошибка подключения</w:t>
+              <w:t>Отображена ошибка загрузки, приложение не завершилось аварийно</w:t>
             </w:r>
           </w:p>
         </w:tc>
@@ -22002,7 +22154,7 @@
                 <w:color w:val="000000"/>
                 <w:szCs w:val="28"/>
               </w:rPr>
-              <w:t>1) Зарегистрировать пользователя</w:t>
+              <w:t>1) Зарегистрировать пользователя и проверить запись в таблице AppUser</w:t>
             </w:r>
           </w:p>
         </w:tc>
@@ -22026,7 +22178,7 @@
                 <w:color w:val="000000"/>
                 <w:szCs w:val="28"/>
               </w:rPr>
-              <w:t>Пароль user123</w:t>
+              <w:t>Пароль SecurePass1</w:t>
             </w:r>
           </w:p>
         </w:tc>
@@ -22050,7 +22202,7 @@
                 <w:color w:val="000000"/>
                 <w:szCs w:val="28"/>
               </w:rPr>
-              <w:t>В БД только хеш</w:t>
+              <w:t>В поле PasswordHash только PBKDF2-хеш</w:t>
             </w:r>
           </w:p>
         </w:tc>
@@ -22074,7 +22226,7 @@
                 <w:color w:val="000000"/>
                 <w:szCs w:val="28"/>
               </w:rPr>
-              <w:t>В таблице AppUser — PasswordHash</w:t>
+              <w:t>Сохранена строка вида iterations.salt.key, пароль в открытом виде отсутствует</w:t>
             </w:r>
           </w:p>
         </w:tc>
@@ -22148,7 +22300,7 @@
                 <w:color w:val="000000"/>
                 <w:szCs w:val="28"/>
               </w:rPr>
-              <w:t>1) Выполнить GET /auth/me</w:t>
+              <w:t>1) Выполнить GET /auth/me с JWT токеном admin</w:t>
             </w:r>
           </w:p>
         </w:tc>
@@ -22172,7 +22324,7 @@
                 <w:color w:val="000000"/>
                 <w:szCs w:val="28"/>
               </w:rPr>
-              <w:t>JWT admin</w:t>
+              <w:t>Bearer access_token</w:t>
             </w:r>
           </w:p>
         </w:tc>
@@ -22196,7 +22348,7 @@
                 <w:color w:val="000000"/>
                 <w:szCs w:val="28"/>
               </w:rPr>
-              <w:t>Пароль не возвращается</w:t>
+              <w:t>В ответе нет полей password и PasswordHash</w:t>
             </w:r>
           </w:p>
         </w:tc>
@@ -22220,7 +22372,7 @@
                 <w:color w:val="000000"/>
                 <w:szCs w:val="28"/>
               </w:rPr>
-              <w:t>В ответе нет поля пароля</w:t>
+              <w:t>Возвращены username, роль и настройки, пароль не раскрыт</w:t>
             </w:r>
           </w:p>
         </w:tc>
